--- a/docs/Part 2 - Production Thinking.docx
+++ b/docs/Part 2 - Production Thinking.docx
@@ -25,27 +25,27 @@
     </w:p>
     <w:p>
       <w:r>
-        <w:t>The most common answer, before anything else, is that the screen is stale. The mutation went through fine, but the details view or the list is still showing whatever was fetched a minute ago. If the client is not invalidating its cache after the mutation, the two values just drift.</w:t>
+        <w:t>The first thing I would suspect is a stale screen. The mutation was accepted by the server and the row was written, but the details or the list view still holds whatever was fetched a minute ago. If the client is not invalidating its cache after the mutation, the two values just drift apart. This one is the most common by a wide margin.</w:t>
       </w:r>
     </w:p>
     <w:p>
       <w:r>
-        <w:t>A close second is two admins editing the same wallet at once. Both browsers load a balance of 100. Admin A adds 20 and saves. Admin B is looking at 100 as their baseline, adds 30, and saves a moment later. Without an optimistic-concurrency check, Admin B's write silently overwrites Admin A's, and the database now shows 130 when it should show 150.</w:t>
+        <w:t>Second on my list is two admins editing the same wallet at close to the same time. Both browsers loaded a balance of 100. Admin A added 20 and saved. Admin B was looking at 100 as their baseline, added 30, saved a moment later. Without an optimistic-concurrency check, Admin B's write silently overwrites Admin A's, and the database now holds 130 when it should hold 150.</w:t>
       </w:r>
     </w:p>
     <w:p>
       <w:r>
-        <w:t>Retries are another one. If the network flakes and the request is retried, and there is no idempotency key, the server may write two rows and the balance will be higher than the UI thinks.</w:t>
+        <w:t>Retries are the next candidate. If the network flakes and the request is retried and there is no idempotency key, the server may end up writing two rows. The balance is then higher than the UI thinks it should be.</w:t>
       </w:r>
     </w:p>
     <w:p>
       <w:r>
-        <w:t>There are a few less common ones I would still keep on the list. Reads and writes could be pointed at different databases (a reporting mirror or a snapshotted preview). A 4xx response could have been treated as success by a broken client error handler. The UI could be rounding a value for display that is stored at more precision. A background job (a refund, a purchase, a chargeback) may have fired between the admin's save and the next refresh, in which case nothing is actually broken, the admin just did not see it.</w:t>
+        <w:t>There are a few less common ones that I would still keep on the list. Reads and writes could be pointed at different databases, for example a reporting mirror or a preview snapshot. A 4xx from the API could have been treated as success by a broken client error handler. The UI could be rounding a value for display that is stored at more precision. A background job (a refund, a purchase, a chargeback) may have fired between the admin's save and the next refresh, in which case nothing is actually broken, the admin just did not see it.</w:t>
       </w:r>
     </w:p>
     <w:p>
       <w:r>
-        <w:t>And, once in a while, it turns out to be the wrong user record entirely, because two accounts have similar names and the URL got mixed up.</w:t>
+        <w:t>And once in a while it turns out to be the wrong user record entirely, because two accounts have similar names and the URL got mixed up.</w:t>
       </w:r>
     </w:p>
     <w:p>
@@ -58,97 +58,17 @@
     </w:p>
     <w:p>
       <w:r>
-        <w:t>I would start by asking the admin exactly which screen shows what, when they last refreshed, and whether they had multiple tabs open. Half the "bugs" go away at that point.</w:t>
+        <w:t>I would start by asking the admin exactly which screen shows what, when they last refreshed, and whether they had multiple tabs open. A surprising number of these questions resolve at that step.</w:t>
       </w:r>
     </w:p>
     <w:p>
       <w:r>
-        <w:t xml:space="preserve">If there is a real discrepancy, the audit trail is where I go next. In this codebase every adjustment writes a </w:t>
-      </w:r>
-      <w:r>
-        <w:rPr>
-          <w:rFonts w:ascii="Consolas" w:hAnsi="Consolas"/>
-          <w:sz w:val="20"/>
-        </w:rPr>
-        <w:t>WalletAdjustment</w:t>
-      </w:r>
-      <w:r>
-        <w:t xml:space="preserve"> row with </w:t>
-      </w:r>
-      <w:r>
-        <w:rPr>
-          <w:rFonts w:ascii="Consolas" w:hAnsi="Consolas"/>
-          <w:sz w:val="20"/>
-        </w:rPr>
-        <w:t>Amount</w:t>
-      </w:r>
-      <w:r>
-        <w:t xml:space="preserve">, </w:t>
-      </w:r>
-      <w:r>
-        <w:rPr>
-          <w:rFonts w:ascii="Consolas" w:hAnsi="Consolas"/>
-          <w:sz w:val="20"/>
-        </w:rPr>
-        <w:t>BalanceAfter</w:t>
-      </w:r>
-      <w:r>
-        <w:t xml:space="preserve">, </w:t>
-      </w:r>
-      <w:r>
-        <w:rPr>
-          <w:rFonts w:ascii="Consolas" w:hAnsi="Consolas"/>
-          <w:sz w:val="20"/>
-        </w:rPr>
-        <w:t>OccurredAt</w:t>
-      </w:r>
-      <w:r>
-        <w:t xml:space="preserve">, </w:t>
-      </w:r>
-      <w:r>
-        <w:rPr>
-          <w:rFonts w:ascii="Consolas" w:hAnsi="Consolas"/>
-          <w:sz w:val="20"/>
-        </w:rPr>
-        <w:t>PerformedBy</w:t>
-      </w:r>
-      <w:r>
-        <w:t xml:space="preserve">, and </w:t>
-      </w:r>
-      <w:r>
-        <w:rPr>
-          <w:rFonts w:ascii="Consolas" w:hAnsi="Consolas"/>
-          <w:sz w:val="20"/>
-        </w:rPr>
-        <w:t>RequestId</w:t>
-      </w:r>
-      <w:r>
-        <w:t xml:space="preserve">. Ordering those by time and running a sum should reconstruct exactly what </w:t>
-      </w:r>
-      <w:r>
-        <w:rPr>
-          <w:rFonts w:ascii="Consolas" w:hAnsi="Consolas"/>
-          <w:sz w:val="20"/>
-        </w:rPr>
-        <w:t>Users.WalletBalance</w:t>
-      </w:r>
-      <w:r>
-        <w:t xml:space="preserve"> should be. If those two numbers do not agree, either someone wrote to the balance without going through the aggregate (bad), or an adjustment landed twice (also bad, but caught by the unique index on </w:t>
-      </w:r>
-      <w:r>
-        <w:rPr>
-          <w:rFonts w:ascii="Consolas" w:hAnsi="Consolas"/>
-          <w:sz w:val="20"/>
-        </w:rPr>
-        <w:t>(UserId, RequestId)</w:t>
-      </w:r>
-      <w:r>
-        <w:t>).</w:t>
+        <w:t>If there is a real discrepancy, the audit trail is where I go next. In this codebase every adjustment writes a WalletAdjustment row with Amount, BalanceAfter, OccurredAt, PerformedBy, and RequestId. Ordering those by time and running a sum should reconstruct exactly what Users.WalletBalance shows. If those two numbers do not agree, either someone wrote to the balance without going through the aggregate, or an adjustment landed twice. The unique index on (UserId, RequestId) catches the second case at the database.</w:t>
       </w:r>
     </w:p>
     <w:p>
       <w:r>
-        <w:t>Then I would pull API logs for that user in the relevant window. A silently swallowed 409, or a 5xx that the client did not surface, is often the culprit. If it looks fine on the server, I open the browser Network tab and the React Query devtools. If the response body says 175 but the cached copy says 100, the bug is in cache invalidation, not in the database.</w:t>
+        <w:t>Then I would pull API logs for that user in the relevant window. A silently swallowed 409, or a 5xx that the client did not surface, is often the culprit. If it looks fine on the server, I open the browser Network tab and the React Query devtools. If the response body says 175 and the cached copy still says 100, the bug is in cache invalidation, not in the database.</w:t>
       </w:r>
     </w:p>
     <w:p>
@@ -166,7 +86,7 @@
     </w:p>
     <w:p>
       <w:r>
-        <w:t>Most of the prevention work is already in the code:</w:t>
+        <w:t>Most of the prevention is already in the code:</w:t>
       </w:r>
     </w:p>
     <w:p>
@@ -174,37 +94,7 @@
         <w:pStyle w:val="ListBullet"/>
       </w:pPr>
       <w:r>
-        <w:t xml:space="preserve">The balance and the audit row are updated inside the same </w:t>
-      </w:r>
-      <w:r>
-        <w:rPr>
-          <w:rFonts w:ascii="Consolas" w:hAnsi="Consolas"/>
-          <w:sz w:val="20"/>
-        </w:rPr>
-        <w:t>SaveChangesAsync</w:t>
-      </w:r>
-      <w:r>
-        <w:t xml:space="preserve"> call, on the same aggregate. Nothing else in the codebase can touch </w:t>
-      </w:r>
-      <w:r>
-        <w:rPr>
-          <w:rFonts w:ascii="Consolas" w:hAnsi="Consolas"/>
-          <w:sz w:val="20"/>
-        </w:rPr>
-        <w:t>Users.WalletBalance</w:t>
-      </w:r>
-      <w:r>
-        <w:t xml:space="preserve"> without going through </w:t>
-      </w:r>
-      <w:r>
-        <w:rPr>
-          <w:rFonts w:ascii="Consolas" w:hAnsi="Consolas"/>
-          <w:sz w:val="20"/>
-        </w:rPr>
-        <w:t>User.AdjustWallet</w:t>
-      </w:r>
-      <w:r>
-        <w:t>.</w:t>
+        <w:t>The balance and the audit row are updated inside the same SaveChangesAsync call, on the same aggregate. Nothing in the codebase can touch Users.WalletBalance without going through User.AdjustWallet.</w:t>
       </w:r>
     </w:p>
     <w:p>
@@ -212,27 +102,7 @@
         <w:pStyle w:val="ListBullet"/>
       </w:pPr>
       <w:r>
-        <w:t xml:space="preserve">The </w:t>
-      </w:r>
-      <w:r>
-        <w:rPr>
-          <w:rFonts w:ascii="Consolas" w:hAnsi="Consolas"/>
-          <w:sz w:val="20"/>
-        </w:rPr>
-        <w:t>User</w:t>
-      </w:r>
-      <w:r>
-        <w:t xml:space="preserve"> aggregate carries a </w:t>
-      </w:r>
-      <w:r>
-        <w:rPr>
-          <w:rFonts w:ascii="Consolas" w:hAnsi="Consolas"/>
-          <w:sz w:val="20"/>
-        </w:rPr>
-        <w:t>Version</w:t>
-      </w:r>
-      <w:r>
-        <w:t xml:space="preserve"> concurrency token. Two admins saving against the same version get one winner and a 412 for the other, which the UI can turn into a "please refresh" prompt.</w:t>
+        <w:t>The User aggregate carries a Version concurrency token. Two admins saving against the same version produce one winner and a 412 for the other, which the UI can turn into a "please refresh" prompt.</w:t>
       </w:r>
     </w:p>
     <w:p>
@@ -240,27 +110,7 @@
         <w:pStyle w:val="ListBullet"/>
       </w:pPr>
       <w:r>
-        <w:t xml:space="preserve">The POST endpoint requires an </w:t>
-      </w:r>
-      <w:r>
-        <w:rPr>
-          <w:rFonts w:ascii="Consolas" w:hAnsi="Consolas"/>
-          <w:sz w:val="20"/>
-        </w:rPr>
-        <w:t>Idempotency-Key</w:t>
-      </w:r>
-      <w:r>
-        <w:t xml:space="preserve"> header. The client generates a UUID per attempt; retries and double-clicks collapse to the first row and return </w:t>
-      </w:r>
-      <w:r>
-        <w:rPr>
-          <w:rFonts w:ascii="Consolas" w:hAnsi="Consolas"/>
-          <w:sz w:val="20"/>
-        </w:rPr>
-        <w:t>wasReplayed: true</w:t>
-      </w:r>
-      <w:r>
-        <w:t>.</w:t>
+        <w:t>The POST endpoint requires an Idempotency-Key header. The client sends a UUID per attempt, and retries collapse to the first row and return wasReplayed: true.</w:t>
       </w:r>
     </w:p>
     <w:p>
@@ -273,32 +123,12 @@
     </w:p>
     <w:p>
       <w:r>
-        <w:t xml:space="preserve">Outside the code, I would want a reconciliation dashboard that sums </w:t>
-      </w:r>
-      <w:r>
-        <w:rPr>
-          <w:rFonts w:ascii="Consolas" w:hAnsi="Consolas"/>
-          <w:sz w:val="20"/>
-        </w:rPr>
-        <w:t>WalletAdjustments.Amount</w:t>
-      </w:r>
-      <w:r>
-        <w:t xml:space="preserve"> per user daily and alerts if it drifts from </w:t>
-      </w:r>
-      <w:r>
-        <w:rPr>
-          <w:rFonts w:ascii="Consolas" w:hAnsi="Consolas"/>
-          <w:sz w:val="20"/>
-        </w:rPr>
-        <w:t>Users.WalletBalance</w:t>
-      </w:r>
-      <w:r>
-        <w:t>. Any drift means the invariant has been broken somewhere, and I want to hear about it before an admin does.</w:t>
+        <w:t>Outside the code, I would want a reconciliation dashboard that sums WalletAdjustments.Amount per user daily and alerts if it drifts from Users.WalletBalance. Any drift means the invariant has been broken somewhere, and I want to hear about it before an admin does.</w:t>
       </w:r>
     </w:p>
     <w:p>
       <w:r>
-        <w:t>Two final things worth saying. Money should stay as decimal end to end and only be formatted at render time; do not parse to float anywhere in the middle. And for anything the admin is actually going to act on, keep the read and write connections pointed at the same primary. Replica lag on a wallet endpoint is not a bug I want to debug at 11pm.</w:t>
+        <w:t>Two more things worth saying. Money should stay as decimal end to end and only be formatted at render time; do not parse to float anywhere in the middle. And for anything the admin is actually going to act on, keep the read and write connections pointed at the same primary. Replica lag on a wallet endpoint is not a bug I want to debug at 11pm.</w:t>
       </w:r>
     </w:p>
     <w:sectPr>
